--- a/public/Assets/Cases/SOC127/AhmedEmad_SOC127.docx
+++ b/public/Assets/Cases/SOC127/AhmedEmad_SOC127.docx
@@ -1202,7 +1202,16 @@
                 <w:sz w:val="20"/>
                 <w:szCs w:val="18"/>
               </w:rPr>
-              <w:t xml:space="preserve"> request URL contained a heavily encoded payload attempting multiple web attacks simultaneously, including SQL Injection (UNION ALL SELECT, information_</w:t>
+              <w:t xml:space="preserve"> request URL contained a heavily encoded payload attempting multiple web attacks simultaneously, including SQL Injection (UNION ALL SELECT, </w:t>
+            </w:r>
+            <w:proofErr w:type="spellStart"/>
+            <w:r>
+              <w:rPr>
+                <w:rFonts w:ascii="Century Gothic" w:hAnsi="Century Gothic"/>
+                <w:sz w:val="20"/>
+                <w:szCs w:val="18"/>
+              </w:rPr>
+              <w:t>information_</w:t>
             </w:r>
             <w:proofErr w:type="gramStart"/>
             <w:r>
@@ -1213,6 +1222,7 @@
               </w:rPr>
               <w:t>schema.tables</w:t>
             </w:r>
+            <w:proofErr w:type="spellEnd"/>
             <w:proofErr w:type="gramEnd"/>
             <w:r>
               <w:rPr>
@@ -1238,7 +1248,43 @@
                 <w:sz w:val="20"/>
                 <w:szCs w:val="18"/>
               </w:rPr>
-              <w:t>/script&gt;), and Command Execution (xp_cmdshell attempting to read /etc/passwd).</w:t>
+              <w:t>/script&gt;), and Command Execution (</w:t>
+            </w:r>
+            <w:proofErr w:type="spellStart"/>
+            <w:r>
+              <w:rPr>
+                <w:rFonts w:ascii="Century Gothic" w:hAnsi="Century Gothic"/>
+                <w:sz w:val="20"/>
+                <w:szCs w:val="18"/>
+              </w:rPr>
+              <w:t>xp_cmdshell</w:t>
+            </w:r>
+            <w:proofErr w:type="spellEnd"/>
+            <w:r>
+              <w:rPr>
+                <w:rFonts w:ascii="Century Gothic" w:hAnsi="Century Gothic"/>
+                <w:sz w:val="20"/>
+                <w:szCs w:val="18"/>
+              </w:rPr>
+              <w:t xml:space="preserve"> attempting to read /</w:t>
+            </w:r>
+            <w:proofErr w:type="spellStart"/>
+            <w:r>
+              <w:rPr>
+                <w:rFonts w:ascii="Century Gothic" w:hAnsi="Century Gothic"/>
+                <w:sz w:val="20"/>
+                <w:szCs w:val="18"/>
+              </w:rPr>
+              <w:t>etc</w:t>
+            </w:r>
+            <w:proofErr w:type="spellEnd"/>
+            <w:r>
+              <w:rPr>
+                <w:rFonts w:ascii="Century Gothic" w:hAnsi="Century Gothic"/>
+                <w:sz w:val="20"/>
+                <w:szCs w:val="18"/>
+              </w:rPr>
+              <w:t>/passwd).</w:t>
             </w:r>
           </w:p>
           <w:p>
@@ -1294,7 +1340,25 @@
                 <w:sz w:val="20"/>
                 <w:szCs w:val="18"/>
               </w:rPr>
-              <w:t xml:space="preserve"> source IP (118.194.247.28) originates from China (AS 4808) and is flagged as malicious by 9 out of 94 security vendors on VirusTotal.</w:t>
+              <w:t xml:space="preserve"> source IP (118.194.247.28) originates from China (AS 4808) and is flagged as malicious by 9 out of 94 security vendors on </w:t>
+            </w:r>
+            <w:proofErr w:type="spellStart"/>
+            <w:r>
+              <w:rPr>
+                <w:rFonts w:ascii="Century Gothic" w:hAnsi="Century Gothic"/>
+                <w:sz w:val="20"/>
+                <w:szCs w:val="18"/>
+              </w:rPr>
+              <w:t>VirusTotal</w:t>
+            </w:r>
+            <w:proofErr w:type="spellEnd"/>
+            <w:r>
+              <w:rPr>
+                <w:rFonts w:ascii="Century Gothic" w:hAnsi="Century Gothic"/>
+                <w:sz w:val="20"/>
+                <w:szCs w:val="18"/>
+              </w:rPr>
+              <w:t>.</w:t>
             </w:r>
           </w:p>
           <w:p>
@@ -3730,7 +3794,17 @@
                 <w:sz w:val="20"/>
                 <w:szCs w:val="18"/>
               </w:rPr>
-              <w:t>The payload specifically targeted database schemas (information_</w:t>
+              <w:t>The payload specifically targeted database schemas (</w:t>
+            </w:r>
+            <w:proofErr w:type="spellStart"/>
+            <w:r>
+              <w:rPr>
+                <w:rFonts w:ascii="Century Gothic" w:hAnsi="Century Gothic"/>
+                <w:color w:val="auto"/>
+                <w:sz w:val="20"/>
+                <w:szCs w:val="18"/>
+              </w:rPr>
+              <w:t>information_</w:t>
             </w:r>
             <w:proofErr w:type="gramStart"/>
             <w:r>
@@ -3742,6 +3816,7 @@
               </w:rPr>
               <w:t>schema.tables</w:t>
             </w:r>
+            <w:proofErr w:type="spellEnd"/>
             <w:proofErr w:type="gramEnd"/>
             <w:r>
               <w:rPr>
@@ -3750,7 +3825,27 @@
                 <w:sz w:val="20"/>
                 <w:szCs w:val="18"/>
               </w:rPr>
-              <w:t>) and system configuration files (/etc/passwd), indicating an intent to expose sensitive system data.</w:t>
+              <w:t>) and system configuration files (/</w:t>
+            </w:r>
+            <w:proofErr w:type="spellStart"/>
+            <w:r>
+              <w:rPr>
+                <w:rFonts w:ascii="Century Gothic" w:hAnsi="Century Gothic"/>
+                <w:color w:val="auto"/>
+                <w:sz w:val="20"/>
+                <w:szCs w:val="18"/>
+              </w:rPr>
+              <w:t>etc</w:t>
+            </w:r>
+            <w:proofErr w:type="spellEnd"/>
+            <w:r>
+              <w:rPr>
+                <w:rFonts w:ascii="Century Gothic" w:hAnsi="Century Gothic"/>
+                <w:color w:val="auto"/>
+                <w:sz w:val="20"/>
+                <w:szCs w:val="18"/>
+              </w:rPr>
+              <w:t>/passwd), indicating an intent to expose sensitive system data.</w:t>
             </w:r>
           </w:p>
         </w:tc>
@@ -4583,7 +4678,7 @@
         <w:tblStyle w:val="TableGrid"/>
         <w:tblpPr w:leftFromText="180" w:rightFromText="180" w:vertAnchor="text" w:tblpY="1"/>
         <w:tblOverlap w:val="never"/>
-        <w:tblW w:w="10620" w:type="dxa"/>
+        <w:tblW w:w="9832" w:type="dxa"/>
         <w:tblBorders>
           <w:top w:val="none" w:sz="0" w:space="0" w:color="auto"/>
           <w:left w:val="none" w:sz="0" w:space="0" w:color="auto"/>
@@ -4595,24 +4690,19 @@
         <w:tblLook w:val="04A0" w:firstRow="1" w:lastRow="0" w:firstColumn="1" w:lastColumn="0" w:noHBand="0" w:noVBand="1"/>
       </w:tblPr>
       <w:tblGrid>
-        <w:gridCol w:w="90"/>
-        <w:gridCol w:w="3510"/>
+        <w:gridCol w:w="3600"/>
         <w:gridCol w:w="236"/>
         <w:gridCol w:w="3600"/>
         <w:gridCol w:w="236"/>
         <w:gridCol w:w="2160"/>
-        <w:gridCol w:w="788"/>
       </w:tblGrid>
       <w:tr>
         <w:trPr>
-          <w:gridAfter w:val="1"/>
-          <w:wAfter w:w="788" w:type="dxa"/>
           <w:trHeight w:val="288"/>
         </w:trPr>
         <w:tc>
           <w:tcPr>
             <w:tcW w:w="3600" w:type="dxa"/>
-            <w:gridSpan w:val="2"/>
             <w:vAlign w:val="bottom"/>
           </w:tcPr>
           <w:p>
@@ -4706,107 +4796,207 @@
           </w:p>
         </w:tc>
       </w:tr>
-      <w:bookmarkEnd w:id="0"/>
-      <w:tr>
-        <w:tblPrEx>
-          <w:tblBorders>
-            <w:left w:val="single" w:sz="24" w:space="0" w:color="BFBFBF" w:themeColor="background1" w:themeShade="BF"/>
-          </w:tblBorders>
-          <w:tblCellMar>
-            <w:left w:w="360" w:type="dxa"/>
-            <w:right w:w="115" w:type="dxa"/>
-          </w:tblCellMar>
-        </w:tblPrEx>
-        <w:trPr>
-          <w:gridBefore w:val="1"/>
-          <w:wBefore w:w="90" w:type="dxa"/>
-          <w:trHeight w:val="3168"/>
-        </w:trPr>
-        <w:tc>
-          <w:tcPr>
-            <w:tcW w:w="10530" w:type="dxa"/>
-            <w:gridSpan w:val="6"/>
-          </w:tcPr>
-          <w:p>
-            <w:pPr>
-              <w:rPr>
-                <w:rFonts w:ascii="Century Gothic" w:hAnsi="Century Gothic" w:cs="Arial"/>
-                <w:color w:val="000000" w:themeColor="text1"/>
-                <w:sz w:val="20"/>
-                <w:szCs w:val="20"/>
-              </w:rPr>
-            </w:pPr>
-            <w:r>
-              <w:rPr>
-                <w:rFonts w:ascii="Century Gothic" w:hAnsi="Century Gothic"/>
-              </w:rPr>
-              <w:br w:type="page"/>
-            </w:r>
-            <w:r>
-              <w:rPr>
-                <w:rFonts w:ascii="Century Gothic" w:hAnsi="Century Gothic"/>
-              </w:rPr>
-              <w:br w:type="page"/>
-            </w:r>
-          </w:p>
-          <w:p>
-            <w:pPr>
-              <w:jc w:val="center"/>
-              <w:rPr>
-                <w:rFonts w:ascii="Century Gothic" w:hAnsi="Century Gothic" w:cs="Arial"/>
-                <w:b/>
-                <w:bCs/>
-                <w:color w:val="000000" w:themeColor="text1"/>
-                <w:sz w:val="20"/>
-                <w:szCs w:val="20"/>
-              </w:rPr>
-            </w:pPr>
-            <w:r>
-              <w:rPr>
-                <w:rFonts w:ascii="Century Gothic" w:hAnsi="Century Gothic" w:cs="Arial"/>
-                <w:b/>
-                <w:bCs/>
-                <w:color w:val="000000" w:themeColor="text1"/>
-                <w:sz w:val="20"/>
-                <w:szCs w:val="20"/>
-              </w:rPr>
-              <w:t>DISCLAIMER</w:t>
-            </w:r>
-          </w:p>
-          <w:p>
-            <w:pPr>
-              <w:spacing w:line="276" w:lineRule="auto"/>
-              <w:rPr>
-                <w:rFonts w:ascii="Century Gothic" w:hAnsi="Century Gothic" w:cs="Arial"/>
-                <w:color w:val="000000" w:themeColor="text1"/>
-                <w:sz w:val="21"/>
-                <w:szCs w:val="18"/>
-              </w:rPr>
-            </w:pPr>
-          </w:p>
-          <w:p>
-            <w:pPr>
-              <w:spacing w:line="276" w:lineRule="auto"/>
-              <w:rPr>
-                <w:rFonts w:ascii="Century Gothic" w:hAnsi="Century Gothic" w:cs="Arial"/>
-                <w:color w:val="000000" w:themeColor="text1"/>
-                <w:sz w:val="20"/>
-                <w:szCs w:val="20"/>
-              </w:rPr>
-            </w:pPr>
-            <w:r>
-              <w:rPr>
-                <w:rFonts w:ascii="Century Gothic" w:hAnsi="Century Gothic" w:cs="Arial"/>
-                <w:color w:val="000000" w:themeColor="text1"/>
-                <w:sz w:val="21"/>
-                <w:szCs w:val="18"/>
-              </w:rPr>
-              <w:t>Any articles, templates, or information provided by Smartsheet on the website are for reference only. While we strive to keep the information up to date and correct, we make no representations or warranties of any kind, express or implied, about the completeness, accuracy, reliability, suitability, or availability with respect to the website or the information, articles, templates, or related graphics contained on the website. Any reliance you place on such information is therefore strictly at your own risk.</w:t>
-            </w:r>
-          </w:p>
-        </w:tc>
-      </w:tr>
     </w:tbl>
+    <w:bookmarkEnd w:id="0"/>
+    <w:p>
+      <w:pPr>
+        <w:rPr>
+          <w:rFonts w:ascii="Century Gothic" w:hAnsi="Century Gothic"/>
+          <w:sz w:val="16"/>
+          <w:szCs w:val="16"/>
+          <w:rtl/>
+        </w:rPr>
+      </w:pPr>
+      <w:r>
+        <w:rPr>
+          <w:rFonts w:ascii="Century Gothic" w:hAnsi="Century Gothic"/>
+          <w:noProof/>
+          <w:sz w:val="16"/>
+          <w:szCs w:val="16"/>
+        </w:rPr>
+        <w:drawing>
+          <wp:inline distT="0" distB="0" distL="0" distR="0" wp14:anchorId="037C90E6" wp14:editId="24013941">
+            <wp:extent cx="7061200" cy="3971925"/>
+            <wp:effectExtent l="0" t="0" r="6350" b="9525"/>
+            <wp:docPr id="452760980" name="Picture 1"/>
+            <wp:cNvGraphicFramePr>
+              <a:graphicFrameLocks xmlns:a="http://schemas.openxmlformats.org/drawingml/2006/main" noChangeAspect="1"/>
+            </wp:cNvGraphicFramePr>
+            <a:graphic xmlns:a="http://schemas.openxmlformats.org/drawingml/2006/main">
+              <a:graphicData uri="http://schemas.openxmlformats.org/drawingml/2006/picture">
+                <pic:pic xmlns:pic="http://schemas.openxmlformats.org/drawingml/2006/picture">
+                  <pic:nvPicPr>
+                    <pic:cNvPr id="0" name="Picture 1"/>
+                    <pic:cNvPicPr>
+                      <a:picLocks noChangeAspect="1" noChangeArrowheads="1"/>
+                    </pic:cNvPicPr>
+                  </pic:nvPicPr>
+                  <pic:blipFill>
+                    <a:blip r:embed="rId8" cstate="print">
+                      <a:extLst>
+                        <a:ext uri="{28A0092B-C50C-407E-A947-70E740481C1C}">
+                          <a14:useLocalDpi xmlns:a14="http://schemas.microsoft.com/office/drawing/2010/main" val="0"/>
+                        </a:ext>
+                      </a:extLst>
+                    </a:blip>
+                    <a:srcRect/>
+                    <a:stretch>
+                      <a:fillRect/>
+                    </a:stretch>
+                  </pic:blipFill>
+                  <pic:spPr bwMode="auto">
+                    <a:xfrm>
+                      <a:off x="0" y="0"/>
+                      <a:ext cx="7061840" cy="3972285"/>
+                    </a:xfrm>
+                    <a:prstGeom prst="rect">
+                      <a:avLst/>
+                    </a:prstGeom>
+                    <a:noFill/>
+                    <a:ln>
+                      <a:noFill/>
+                    </a:ln>
+                  </pic:spPr>
+                </pic:pic>
+              </a:graphicData>
+            </a:graphic>
+          </wp:inline>
+        </w:drawing>
+      </w:r>
+    </w:p>
+    <w:p>
+      <w:pPr>
+        <w:rPr>
+          <w:rFonts w:ascii="Century Gothic" w:hAnsi="Century Gothic"/>
+          <w:sz w:val="16"/>
+          <w:szCs w:val="16"/>
+          <w:rtl/>
+        </w:rPr>
+      </w:pPr>
+      <w:r>
+        <w:rPr>
+          <w:rFonts w:ascii="Century Gothic" w:hAnsi="Century Gothic"/>
+          <w:noProof/>
+          <w:sz w:val="16"/>
+          <w:szCs w:val="16"/>
+        </w:rPr>
+        <w:drawing>
+          <wp:inline distT="0" distB="0" distL="0" distR="0" wp14:anchorId="23A62762" wp14:editId="685F1DA5">
+            <wp:extent cx="7162800" cy="4029075"/>
+            <wp:effectExtent l="0" t="0" r="0" b="9525"/>
+            <wp:docPr id="1624691404" name="Picture 2"/>
+            <wp:cNvGraphicFramePr>
+              <a:graphicFrameLocks xmlns:a="http://schemas.openxmlformats.org/drawingml/2006/main" noChangeAspect="1"/>
+            </wp:cNvGraphicFramePr>
+            <a:graphic xmlns:a="http://schemas.openxmlformats.org/drawingml/2006/main">
+              <a:graphicData uri="http://schemas.openxmlformats.org/drawingml/2006/picture">
+                <pic:pic xmlns:pic="http://schemas.openxmlformats.org/drawingml/2006/picture">
+                  <pic:nvPicPr>
+                    <pic:cNvPr id="0" name="Picture 2"/>
+                    <pic:cNvPicPr>
+                      <a:picLocks noChangeAspect="1" noChangeArrowheads="1"/>
+                    </pic:cNvPicPr>
+                  </pic:nvPicPr>
+                  <pic:blipFill>
+                    <a:blip r:embed="rId9" cstate="print">
+                      <a:extLst>
+                        <a:ext uri="{28A0092B-C50C-407E-A947-70E740481C1C}">
+                          <a14:useLocalDpi xmlns:a14="http://schemas.microsoft.com/office/drawing/2010/main" val="0"/>
+                        </a:ext>
+                      </a:extLst>
+                    </a:blip>
+                    <a:srcRect/>
+                    <a:stretch>
+                      <a:fillRect/>
+                    </a:stretch>
+                  </pic:blipFill>
+                  <pic:spPr bwMode="auto">
+                    <a:xfrm>
+                      <a:off x="0" y="0"/>
+                      <a:ext cx="7164747" cy="4030170"/>
+                    </a:xfrm>
+                    <a:prstGeom prst="rect">
+                      <a:avLst/>
+                    </a:prstGeom>
+                    <a:noFill/>
+                    <a:ln>
+                      <a:noFill/>
+                    </a:ln>
+                  </pic:spPr>
+                </pic:pic>
+              </a:graphicData>
+            </a:graphic>
+          </wp:inline>
+        </w:drawing>
+      </w:r>
+    </w:p>
+    <w:p>
+      <w:pPr>
+        <w:rPr>
+          <w:rFonts w:ascii="Century Gothic" w:hAnsi="Century Gothic"/>
+          <w:sz w:val="16"/>
+          <w:szCs w:val="16"/>
+          <w:rtl/>
+        </w:rPr>
+      </w:pPr>
+      <w:r>
+        <w:rPr>
+          <w:rFonts w:ascii="Century Gothic" w:hAnsi="Century Gothic"/>
+          <w:noProof/>
+          <w:sz w:val="16"/>
+          <w:szCs w:val="16"/>
+        </w:rPr>
+        <w:lastRenderedPageBreak/>
+        <w:drawing>
+          <wp:inline distT="0" distB="0" distL="0" distR="0" wp14:anchorId="514A173F" wp14:editId="116EF2A3">
+            <wp:extent cx="7179733" cy="4038600"/>
+            <wp:effectExtent l="0" t="0" r="2540" b="0"/>
+            <wp:docPr id="800911032" name="Picture 3"/>
+            <wp:cNvGraphicFramePr>
+              <a:graphicFrameLocks xmlns:a="http://schemas.openxmlformats.org/drawingml/2006/main" noChangeAspect="1"/>
+            </wp:cNvGraphicFramePr>
+            <a:graphic xmlns:a="http://schemas.openxmlformats.org/drawingml/2006/main">
+              <a:graphicData uri="http://schemas.openxmlformats.org/drawingml/2006/picture">
+                <pic:pic xmlns:pic="http://schemas.openxmlformats.org/drawingml/2006/picture">
+                  <pic:nvPicPr>
+                    <pic:cNvPr id="0" name="Picture 3"/>
+                    <pic:cNvPicPr>
+                      <a:picLocks noChangeAspect="1" noChangeArrowheads="1"/>
+                    </pic:cNvPicPr>
+                  </pic:nvPicPr>
+                  <pic:blipFill>
+                    <a:blip r:embed="rId10" cstate="print">
+                      <a:extLst>
+                        <a:ext uri="{28A0092B-C50C-407E-A947-70E740481C1C}">
+                          <a14:useLocalDpi xmlns:a14="http://schemas.microsoft.com/office/drawing/2010/main" val="0"/>
+                        </a:ext>
+                      </a:extLst>
+                    </a:blip>
+                    <a:srcRect/>
+                    <a:stretch>
+                      <a:fillRect/>
+                    </a:stretch>
+                  </pic:blipFill>
+                  <pic:spPr bwMode="auto">
+                    <a:xfrm>
+                      <a:off x="0" y="0"/>
+                      <a:ext cx="7182765" cy="4040306"/>
+                    </a:xfrm>
+                    <a:prstGeom prst="rect">
+                      <a:avLst/>
+                    </a:prstGeom>
+                    <a:noFill/>
+                    <a:ln>
+                      <a:noFill/>
+                    </a:ln>
+                  </pic:spPr>
+                </pic:pic>
+              </a:graphicData>
+            </a:graphic>
+          </wp:inline>
+        </w:drawing>
+      </w:r>
+    </w:p>
     <w:p>
       <w:pPr>
         <w:rPr>
@@ -4815,6 +5005,62 @@
           <w:szCs w:val="16"/>
         </w:rPr>
       </w:pPr>
+      <w:r>
+        <w:rPr>
+          <w:rFonts w:ascii="Century Gothic" w:hAnsi="Century Gothic"/>
+          <w:noProof/>
+          <w:sz w:val="16"/>
+          <w:szCs w:val="16"/>
+        </w:rPr>
+        <w:drawing>
+          <wp:inline distT="0" distB="0" distL="0" distR="0" wp14:anchorId="1A3EFEE9" wp14:editId="5002AB35">
+            <wp:extent cx="7213600" cy="4057650"/>
+            <wp:effectExtent l="0" t="0" r="6350" b="0"/>
+            <wp:docPr id="731042366" name="Picture 4"/>
+            <wp:cNvGraphicFramePr>
+              <a:graphicFrameLocks xmlns:a="http://schemas.openxmlformats.org/drawingml/2006/main" noChangeAspect="1"/>
+            </wp:cNvGraphicFramePr>
+            <a:graphic xmlns:a="http://schemas.openxmlformats.org/drawingml/2006/main">
+              <a:graphicData uri="http://schemas.openxmlformats.org/drawingml/2006/picture">
+                <pic:pic xmlns:pic="http://schemas.openxmlformats.org/drawingml/2006/picture">
+                  <pic:nvPicPr>
+                    <pic:cNvPr id="0" name="Picture 4"/>
+                    <pic:cNvPicPr>
+                      <a:picLocks noChangeAspect="1" noChangeArrowheads="1"/>
+                    </pic:cNvPicPr>
+                  </pic:nvPicPr>
+                  <pic:blipFill>
+                    <a:blip r:embed="rId11" cstate="print">
+                      <a:extLst>
+                        <a:ext uri="{28A0092B-C50C-407E-A947-70E740481C1C}">
+                          <a14:useLocalDpi xmlns:a14="http://schemas.microsoft.com/office/drawing/2010/main" val="0"/>
+                        </a:ext>
+                      </a:extLst>
+                    </a:blip>
+                    <a:srcRect/>
+                    <a:stretch>
+                      <a:fillRect/>
+                    </a:stretch>
+                  </pic:blipFill>
+                  <pic:spPr bwMode="auto">
+                    <a:xfrm>
+                      <a:off x="0" y="0"/>
+                      <a:ext cx="7214455" cy="4058131"/>
+                    </a:xfrm>
+                    <a:prstGeom prst="rect">
+                      <a:avLst/>
+                    </a:prstGeom>
+                    <a:noFill/>
+                    <a:ln>
+                      <a:noFill/>
+                    </a:ln>
+                  </pic:spPr>
+                </pic:pic>
+              </a:graphicData>
+            </a:graphic>
+          </wp:inline>
+        </w:drawing>
+      </w:r>
       <w:r>
         <w:rPr>
           <w:rFonts w:ascii="Century Gothic" w:hAnsi="Century Gothic"/>
@@ -6576,6 +6822,7 @@
   <w:style w:type="character" w:default="1" w:styleId="DefaultParagraphFont">
     <w:name w:val="Default Paragraph Font"/>
     <w:uiPriority w:val="1"/>
+    <w:semiHidden/>
     <w:unhideWhenUsed/>
   </w:style>
   <w:style w:type="table" w:default="1" w:styleId="TableNormal">
